--- a/ММиАФКФС/lab1/Lab1_Task6.docx
+++ b/ММиАФКФС/lab1/Lab1_Task6.docx
@@ -165,35 +165,33 @@
     </w:p>
     <w:p>
       <w:pPr>
+        <w:tabs>
+          <w:tab w:val="left" w:pos="6663"/>
+        </w:tabs>
         <w:jc w:val="right"/>
         <w:rPr>
-          <w:rFonts w:hint="eastAsia"/>
-          <w:lang w:val="ru-RU"/>
-        </w:rPr>
-      </w:pPr>
-      <w:r>
-        <w:rPr>
-          <w:lang w:val="ru-RU"/>
-        </w:rPr>
-        <w:t>Выполнил: __________________________</w:t>
-      </w:r>
-      <w:r>
-        <w:rPr>
-          <w:lang w:val="ru-RU"/>
-        </w:rPr>
-        <w:br/>
-        <w:t>Группа: _____________________________</w:t>
-      </w:r>
-      <w:r>
-        <w:rPr>
-          <w:lang w:val="ru-RU"/>
-        </w:rPr>
-        <w:br/>
-        <w:t>Проверил: ___________________________</w:t>
+          <w:lang w:val="ru-RU"/>
+        </w:rPr>
+      </w:pPr>
+      <w:r>
+        <w:rPr>
+          <w:lang w:val="ru-RU"/>
+        </w:rPr>
+        <w:t xml:space="preserve">Выполнил: </w:t>
+      </w:r>
+      <w:r>
+        <w:rPr>
+          <w:lang w:val="ru-RU"/>
+        </w:rPr>
+        <w:t>Филимонов Д. Е.</w:t>
       </w:r>
     </w:p>
     <w:p>
       <w:pPr>
+        <w:tabs>
+          <w:tab w:val="left" w:pos="6663"/>
+        </w:tabs>
+        <w:jc w:val="center"/>
         <w:rPr>
           <w:rFonts w:hint="eastAsia"/>
           <w:lang w:val="ru-RU"/>
@@ -203,14 +201,155 @@
         <w:rPr>
           <w:lang w:val="ru-RU"/>
         </w:rPr>
+        <w:t xml:space="preserve">                                                                                </w:t>
+      </w:r>
+      <w:r>
+        <w:rPr>
+          <w:lang w:val="ru-RU"/>
+        </w:rPr>
+        <w:t xml:space="preserve">Группа: </w:t>
+      </w:r>
+      <w:r>
+        <w:rPr>
+          <w:lang w:val="ru-RU"/>
+        </w:rPr>
+        <w:t>ИКПИ-32</w:t>
+      </w:r>
+      <w:r>
+        <w:rPr>
+          <w:lang w:val="ru-RU"/>
+        </w:rPr>
         <w:br/>
       </w:r>
       <w:r>
         <w:rPr>
           <w:lang w:val="ru-RU"/>
         </w:rPr>
+        <w:t xml:space="preserve">                                                                                         </w:t>
+      </w:r>
+      <w:r>
+        <w:rPr>
+          <w:lang w:val="ru-RU"/>
+        </w:rPr>
+        <w:t xml:space="preserve">Проверил: </w:t>
+      </w:r>
+      <w:r>
+        <w:rPr>
+          <w:lang w:val="ru-RU"/>
+        </w:rPr>
+        <w:t>Коробов С. А.</w:t>
+      </w:r>
+    </w:p>
+    <w:p>
+      <w:pPr>
+        <w:rPr>
+          <w:lang w:val="ru-RU"/>
+        </w:rPr>
+      </w:pPr>
+      <w:r>
+        <w:rPr>
+          <w:lang w:val="ru-RU"/>
+        </w:rPr>
         <w:br/>
       </w:r>
+      <w:r>
+        <w:rPr>
+          <w:lang w:val="ru-RU"/>
+        </w:rPr>
+        <w:br/>
+      </w:r>
+    </w:p>
+    <w:p>
+      <w:pPr>
+        <w:rPr>
+          <w:lang w:val="ru-RU"/>
+        </w:rPr>
+      </w:pPr>
+    </w:p>
+    <w:p>
+      <w:pPr>
+        <w:rPr>
+          <w:lang w:val="ru-RU"/>
+        </w:rPr>
+      </w:pPr>
+    </w:p>
+    <w:p>
+      <w:pPr>
+        <w:rPr>
+          <w:lang w:val="ru-RU"/>
+        </w:rPr>
+      </w:pPr>
+    </w:p>
+    <w:p>
+      <w:pPr>
+        <w:rPr>
+          <w:lang w:val="ru-RU"/>
+        </w:rPr>
+      </w:pPr>
+    </w:p>
+    <w:p>
+      <w:pPr>
+        <w:rPr>
+          <w:lang w:val="ru-RU"/>
+        </w:rPr>
+      </w:pPr>
+    </w:p>
+    <w:p>
+      <w:pPr>
+        <w:rPr>
+          <w:lang w:val="ru-RU"/>
+        </w:rPr>
+      </w:pPr>
+    </w:p>
+    <w:p>
+      <w:pPr>
+        <w:rPr>
+          <w:lang w:val="ru-RU"/>
+        </w:rPr>
+      </w:pPr>
+    </w:p>
+    <w:p>
+      <w:pPr>
+        <w:rPr>
+          <w:lang w:val="ru-RU"/>
+        </w:rPr>
+      </w:pPr>
+    </w:p>
+    <w:p>
+      <w:pPr>
+        <w:rPr>
+          <w:lang w:val="ru-RU"/>
+        </w:rPr>
+      </w:pPr>
+    </w:p>
+    <w:p>
+      <w:pPr>
+        <w:rPr>
+          <w:lang w:val="ru-RU"/>
+        </w:rPr>
+      </w:pPr>
+    </w:p>
+    <w:p>
+      <w:pPr>
+        <w:rPr>
+          <w:lang w:val="ru-RU"/>
+        </w:rPr>
+      </w:pPr>
+    </w:p>
+    <w:p>
+      <w:pPr>
+        <w:rPr>
+          <w:lang w:val="ru-RU"/>
+        </w:rPr>
+      </w:pPr>
+    </w:p>
+    <w:p>
+      <w:pPr>
+        <w:rPr>
+          <w:rFonts w:hint="eastAsia"/>
+          <w:lang w:val="ru-RU"/>
+        </w:rPr>
+      </w:pPr>
     </w:p>
     <w:p>
       <w:pPr>
@@ -4441,7 +4580,7 @@
         <w:rPr>
           <w:lang w:val="ru-RU"/>
         </w:rPr>
-        <w:t>5</w:t>
+        <w:t>1</w:t>
       </w:r>
       <w:r>
         <w:rPr>
@@ -4453,7 +4592,7 @@
         <w:rPr>
           <w:lang w:val="ru-RU"/>
         </w:rPr>
-        <w:t>5</w:t>
+        <w:t>1</w:t>
       </w:r>
       <w:r>
         <w:rPr>
@@ -4614,15 +4753,16 @@
               <w:rPr>
                 <w:b/>
                 <w:sz w:val="18"/>
-              </w:rPr>
-              <w:t>5</w:t>
+                <w:lang w:val="ru-RU"/>
+              </w:rPr>
+              <w:t>1</w:t>
             </w:r>
             <w:r>
               <w:rPr>
                 <w:b/>
                 <w:sz w:val="18"/>
               </w:rPr>
-              <w:t>0 %, %</w:t>
+              <w:t>0 %</w:t>
             </w:r>
           </w:p>
         </w:tc>
@@ -4651,15 +4791,16 @@
               <w:rPr>
                 <w:b/>
                 <w:sz w:val="18"/>
-              </w:rPr>
-              <w:t>5</w:t>
+                <w:lang w:val="ru-RU"/>
+              </w:rPr>
+              <w:t>1</w:t>
             </w:r>
             <w:r>
               <w:rPr>
                 <w:b/>
                 <w:sz w:val="18"/>
               </w:rPr>
-              <w:t>0 %, %</w:t>
+              <w:t>0 %</w:t>
             </w:r>
           </w:p>
         </w:tc>
@@ -5832,7 +5973,39 @@
           <w:rFonts w:ascii="DejaVu Sans Mono" w:hAnsi="DejaVu Sans Mono"/>
           <w:sz w:val="16"/>
         </w:rPr>
-        <w:t>disp(table((1:7)',p,'VariableNames',{'State','p'}));</w:t>
+        <w:t>disp(table((1:7)</w:t>
+      </w:r>
+      <w:proofErr w:type="gramStart"/>
+      <w:r>
+        <w:rPr>
+          <w:rFonts w:ascii="DejaVu Sans Mono" w:hAnsi="DejaVu Sans Mono"/>
+          <w:sz w:val="16"/>
+        </w:rPr>
+        <w:t>',p</w:t>
+      </w:r>
+      <w:proofErr w:type="gramEnd"/>
+      <w:r>
+        <w:rPr>
+          <w:rFonts w:ascii="DejaVu Sans Mono" w:hAnsi="DejaVu Sans Mono"/>
+          <w:sz w:val="16"/>
+        </w:rPr>
+        <w:t>,'VariableNames',{'</w:t>
+      </w:r>
+      <w:proofErr w:type="spellStart"/>
+      <w:r>
+        <w:rPr>
+          <w:rFonts w:ascii="DejaVu Sans Mono" w:hAnsi="DejaVu Sans Mono"/>
+          <w:sz w:val="16"/>
+        </w:rPr>
+        <w:t>State','p</w:t>
+      </w:r>
+      <w:proofErr w:type="spellEnd"/>
+      <w:r>
+        <w:rPr>
+          <w:rFonts w:ascii="DejaVu Sans Mono" w:hAnsi="DejaVu Sans Mono"/>
+          <w:sz w:val="16"/>
+        </w:rPr>
+        <w:t>'}));</w:t>
       </w:r>
     </w:p>
     <w:p>
@@ -5842,12 +6015,62 @@
           <w:rFonts w:hint="eastAsia"/>
         </w:rPr>
       </w:pPr>
+      <w:proofErr w:type="spellStart"/>
+      <w:proofErr w:type="gramStart"/>
       <w:r>
         <w:rPr>
           <w:rFonts w:ascii="DejaVu Sans Mono" w:hAnsi="DejaVu Sans Mono"/>
           <w:sz w:val="16"/>
         </w:rPr>
-        <w:t>fprintf('P_ready = %.9f\nP_not_ready = %.9f\n', ...</w:t>
+        <w:t>fprintf</w:t>
+      </w:r>
+      <w:proofErr w:type="spellEnd"/>
+      <w:r>
+        <w:rPr>
+          <w:rFonts w:ascii="DejaVu Sans Mono" w:hAnsi="DejaVu Sans Mono"/>
+          <w:sz w:val="16"/>
+        </w:rPr>
+        <w:t>(</w:t>
+      </w:r>
+      <w:proofErr w:type="gramEnd"/>
+      <w:r>
+        <w:rPr>
+          <w:rFonts w:ascii="DejaVu Sans Mono" w:hAnsi="DejaVu Sans Mono"/>
+          <w:sz w:val="16"/>
+        </w:rPr>
+        <w:t>'</w:t>
+      </w:r>
+      <w:proofErr w:type="spellStart"/>
+      <w:r>
+        <w:rPr>
+          <w:rFonts w:ascii="DejaVu Sans Mono" w:hAnsi="DejaVu Sans Mono"/>
+          <w:sz w:val="16"/>
+        </w:rPr>
+        <w:t>P_ready</w:t>
+      </w:r>
+      <w:proofErr w:type="spellEnd"/>
+      <w:r>
+        <w:rPr>
+          <w:rFonts w:ascii="DejaVu Sans Mono" w:hAnsi="DejaVu Sans Mono"/>
+          <w:sz w:val="16"/>
+        </w:rPr>
+        <w:t xml:space="preserve"> = %.9f\</w:t>
+      </w:r>
+      <w:proofErr w:type="spellStart"/>
+      <w:r>
+        <w:rPr>
+          <w:rFonts w:ascii="DejaVu Sans Mono" w:hAnsi="DejaVu Sans Mono"/>
+          <w:sz w:val="16"/>
+        </w:rPr>
+        <w:t>nP_not_ready</w:t>
+      </w:r>
+      <w:proofErr w:type="spellEnd"/>
+      <w:r>
+        <w:rPr>
+          <w:rFonts w:ascii="DejaVu Sans Mono" w:hAnsi="DejaVu Sans Mono"/>
+          <w:sz w:val="16"/>
+        </w:rPr>
+        <w:t xml:space="preserve"> = %.9f\n', ...</w:t>
       </w:r>
     </w:p>
     <w:p>
@@ -5862,7 +6085,23 @@
           <w:rFonts w:ascii="DejaVu Sans Mono" w:hAnsi="DejaVu Sans Mono"/>
           <w:sz w:val="16"/>
         </w:rPr>
-        <w:t xml:space="preserve">    1-Png,Png);</w:t>
+        <w:t xml:space="preserve">    1-</w:t>
+      </w:r>
+      <w:proofErr w:type="gramStart"/>
+      <w:r>
+        <w:rPr>
+          <w:rFonts w:ascii="DejaVu Sans Mono" w:hAnsi="DejaVu Sans Mono"/>
+          <w:sz w:val="16"/>
+        </w:rPr>
+        <w:t>Png,Png</w:t>
+      </w:r>
+      <w:proofErr w:type="gramEnd"/>
+      <w:r>
+        <w:rPr>
+          <w:rFonts w:ascii="DejaVu Sans Mono" w:hAnsi="DejaVu Sans Mono"/>
+          <w:sz w:val="16"/>
+        </w:rPr>
+        <w:t>);</w:t>
       </w:r>
     </w:p>
     <w:p>
@@ -5887,12 +6126,21 @@
           <w:rFonts w:hint="eastAsia"/>
         </w:rPr>
       </w:pPr>
+      <w:proofErr w:type="gramStart"/>
       <w:r>
         <w:rPr>
           <w:rFonts w:ascii="DejaVu Sans Mono" w:hAnsi="DejaVu Sans Mono"/>
           <w:sz w:val="16"/>
         </w:rPr>
-        <w:t>assert(all(p &gt;= -1e-12));</w:t>
+        <w:t>assert(</w:t>
+      </w:r>
+      <w:proofErr w:type="gramEnd"/>
+      <w:r>
+        <w:rPr>
+          <w:rFonts w:ascii="DejaVu Sans Mono" w:hAnsi="DejaVu Sans Mono"/>
+          <w:sz w:val="16"/>
+        </w:rPr>
+        <w:t>all(p &gt;= -1e-12));</w:t>
       </w:r>
     </w:p>
     <w:p>
@@ -5907,7 +6155,25 @@
           <w:rFonts w:ascii="DejaVu Sans Mono" w:hAnsi="DejaVu Sans Mono"/>
           <w:sz w:val="16"/>
         </w:rPr>
-        <w:t>assert(norm(Q'*p,inf) &lt; 1e-10);</w:t>
+        <w:t>assert(norm(Q'*</w:t>
+      </w:r>
+      <w:proofErr w:type="spellStart"/>
+      <w:proofErr w:type="gramStart"/>
+      <w:r>
+        <w:rPr>
+          <w:rFonts w:ascii="DejaVu Sans Mono" w:hAnsi="DejaVu Sans Mono"/>
+          <w:sz w:val="16"/>
+        </w:rPr>
+        <w:t>p,inf</w:t>
+      </w:r>
+      <w:proofErr w:type="spellEnd"/>
+      <w:proofErr w:type="gramEnd"/>
+      <w:r>
+        <w:rPr>
+          <w:rFonts w:ascii="DejaVu Sans Mono" w:hAnsi="DejaVu Sans Mono"/>
+          <w:sz w:val="16"/>
+        </w:rPr>
+        <w:t>) &lt; 1e-10);</w:t>
       </w:r>
     </w:p>
     <w:p>
@@ -5930,7 +6196,23 @@
           <w:rFonts w:ascii="DejaVu Sans Mono" w:hAnsi="DejaVu Sans Mono"/>
           <w:sz w:val="16"/>
         </w:rPr>
-        <w:t>R = zeros(7,3);</w:t>
+        <w:t xml:space="preserve">R = </w:t>
+      </w:r>
+      <w:proofErr w:type="gramStart"/>
+      <w:r>
+        <w:rPr>
+          <w:rFonts w:ascii="DejaVu Sans Mono" w:hAnsi="DejaVu Sans Mono"/>
+          <w:sz w:val="16"/>
+        </w:rPr>
+        <w:t>zeros(</w:t>
+      </w:r>
+      <w:proofErr w:type="gramEnd"/>
+      <w:r>
+        <w:rPr>
+          <w:rFonts w:ascii="DejaVu Sans Mono" w:hAnsi="DejaVu Sans Mono"/>
+          <w:sz w:val="16"/>
+        </w:rPr>
+        <w:t>7,3);</w:t>
       </w:r>
     </w:p>
     <w:p>
@@ -5975,7 +6257,39 @@
           <w:rFonts w:ascii="DejaVu Sans Mono" w:hAnsi="DejaVu Sans Mono"/>
           <w:sz w:val="16"/>
         </w:rPr>
-        <w:t xml:space="preserve">    xm = x; xp = x;</w:t>
+        <w:t xml:space="preserve">    </w:t>
+      </w:r>
+      <w:proofErr w:type="spellStart"/>
+      <w:r>
+        <w:rPr>
+          <w:rFonts w:ascii="DejaVu Sans Mono" w:hAnsi="DejaVu Sans Mono"/>
+          <w:sz w:val="16"/>
+        </w:rPr>
+        <w:t>xm</w:t>
+      </w:r>
+      <w:proofErr w:type="spellEnd"/>
+      <w:r>
+        <w:rPr>
+          <w:rFonts w:ascii="DejaVu Sans Mono" w:hAnsi="DejaVu Sans Mono"/>
+          <w:sz w:val="16"/>
+        </w:rPr>
+        <w:t xml:space="preserve"> = x; </w:t>
+      </w:r>
+      <w:proofErr w:type="spellStart"/>
+      <w:r>
+        <w:rPr>
+          <w:rFonts w:ascii="DejaVu Sans Mono" w:hAnsi="DejaVu Sans Mono"/>
+          <w:sz w:val="16"/>
+        </w:rPr>
+        <w:t>xp</w:t>
+      </w:r>
+      <w:proofErr w:type="spellEnd"/>
+      <w:r>
+        <w:rPr>
+          <w:rFonts w:ascii="DejaVu Sans Mono" w:hAnsi="DejaVu Sans Mono"/>
+          <w:sz w:val="16"/>
+        </w:rPr>
+        <w:t xml:space="preserve"> = x;</w:t>
       </w:r>
     </w:p>
     <w:p>
@@ -5990,7 +6304,39 @@
           <w:rFonts w:ascii="DejaVu Sans Mono" w:hAnsi="DejaVu Sans Mono"/>
           <w:sz w:val="16"/>
         </w:rPr>
-        <w:t xml:space="preserve">    xm(j) = 0.9*x(j); xp(j) = 1.1*x(j);</w:t>
+        <w:t xml:space="preserve">    </w:t>
+      </w:r>
+      <w:proofErr w:type="spellStart"/>
+      <w:r>
+        <w:rPr>
+          <w:rFonts w:ascii="DejaVu Sans Mono" w:hAnsi="DejaVu Sans Mono"/>
+          <w:sz w:val="16"/>
+        </w:rPr>
+        <w:t>xm</w:t>
+      </w:r>
+      <w:proofErr w:type="spellEnd"/>
+      <w:r>
+        <w:rPr>
+          <w:rFonts w:ascii="DejaVu Sans Mono" w:hAnsi="DejaVu Sans Mono"/>
+          <w:sz w:val="16"/>
+        </w:rPr>
+        <w:t xml:space="preserve">(j) = 0.9*x(j); </w:t>
+      </w:r>
+      <w:proofErr w:type="spellStart"/>
+      <w:r>
+        <w:rPr>
+          <w:rFonts w:ascii="DejaVu Sans Mono" w:hAnsi="DejaVu Sans Mono"/>
+          <w:sz w:val="16"/>
+        </w:rPr>
+        <w:t>xp</w:t>
+      </w:r>
+      <w:proofErr w:type="spellEnd"/>
+      <w:r>
+        <w:rPr>
+          <w:rFonts w:ascii="DejaVu Sans Mono" w:hAnsi="DejaVu Sans Mono"/>
+          <w:sz w:val="16"/>
+        </w:rPr>
+        <w:t>(j) = 1.1*x(j);</w:t>
       </w:r>
     </w:p>
     <w:p>
@@ -6005,7 +6351,39 @@
           <w:rFonts w:ascii="DejaVu Sans Mono" w:hAnsi="DejaVu Sans Mono"/>
           <w:sz w:val="16"/>
         </w:rPr>
-        <w:t xml:space="preserve">    R(j,1) = model(xm); R(j,2) = model(xp);</w:t>
+        <w:t xml:space="preserve">    R(j,1) = model(</w:t>
+      </w:r>
+      <w:proofErr w:type="spellStart"/>
+      <w:r>
+        <w:rPr>
+          <w:rFonts w:ascii="DejaVu Sans Mono" w:hAnsi="DejaVu Sans Mono"/>
+          <w:sz w:val="16"/>
+        </w:rPr>
+        <w:t>xm</w:t>
+      </w:r>
+      <w:proofErr w:type="spellEnd"/>
+      <w:r>
+        <w:rPr>
+          <w:rFonts w:ascii="DejaVu Sans Mono" w:hAnsi="DejaVu Sans Mono"/>
+          <w:sz w:val="16"/>
+        </w:rPr>
+        <w:t>); R(j,2) = model(</w:t>
+      </w:r>
+      <w:proofErr w:type="spellStart"/>
+      <w:r>
+        <w:rPr>
+          <w:rFonts w:ascii="DejaVu Sans Mono" w:hAnsi="DejaVu Sans Mono"/>
+          <w:sz w:val="16"/>
+        </w:rPr>
+        <w:t>xp</w:t>
+      </w:r>
+      <w:proofErr w:type="spellEnd"/>
+      <w:r>
+        <w:rPr>
+          <w:rFonts w:ascii="DejaVu Sans Mono" w:hAnsi="DejaVu Sans Mono"/>
+          <w:sz w:val="16"/>
+        </w:rPr>
+        <w:t>);</w:t>
       </w:r>
     </w:p>
     <w:p>
@@ -6020,7 +6398,55 @@
           <w:rFonts w:ascii="DejaVu Sans Mono" w:hAnsi="DejaVu Sans Mono"/>
           <w:sz w:val="16"/>
         </w:rPr>
-        <w:t xml:space="preserve">    xm(j) = (1-h)*x(j); xp(j) = (1+h)*x(j);</w:t>
+        <w:t xml:space="preserve">    </w:t>
+      </w:r>
+      <w:proofErr w:type="spellStart"/>
+      <w:r>
+        <w:rPr>
+          <w:rFonts w:ascii="DejaVu Sans Mono" w:hAnsi="DejaVu Sans Mono"/>
+          <w:sz w:val="16"/>
+        </w:rPr>
+        <w:t>xm</w:t>
+      </w:r>
+      <w:proofErr w:type="spellEnd"/>
+      <w:r>
+        <w:rPr>
+          <w:rFonts w:ascii="DejaVu Sans Mono" w:hAnsi="DejaVu Sans Mono"/>
+          <w:sz w:val="16"/>
+        </w:rPr>
+        <w:t>(j) = (1-</w:t>
+      </w:r>
+      <w:proofErr w:type="gramStart"/>
+      <w:r>
+        <w:rPr>
+          <w:rFonts w:ascii="DejaVu Sans Mono" w:hAnsi="DejaVu Sans Mono"/>
+          <w:sz w:val="16"/>
+        </w:rPr>
+        <w:t>h)*</w:t>
+      </w:r>
+      <w:proofErr w:type="gramEnd"/>
+      <w:r>
+        <w:rPr>
+          <w:rFonts w:ascii="DejaVu Sans Mono" w:hAnsi="DejaVu Sans Mono"/>
+          <w:sz w:val="16"/>
+        </w:rPr>
+        <w:t xml:space="preserve">x(j); </w:t>
+      </w:r>
+      <w:proofErr w:type="spellStart"/>
+      <w:r>
+        <w:rPr>
+          <w:rFonts w:ascii="DejaVu Sans Mono" w:hAnsi="DejaVu Sans Mono"/>
+          <w:sz w:val="16"/>
+        </w:rPr>
+        <w:t>xp</w:t>
+      </w:r>
+      <w:proofErr w:type="spellEnd"/>
+      <w:r>
+        <w:rPr>
+          <w:rFonts w:ascii="DejaVu Sans Mono" w:hAnsi="DejaVu Sans Mono"/>
+          <w:sz w:val="16"/>
+        </w:rPr>
+        <w:t>(j) = (1+h)*x(j);</w:t>
       </w:r>
     </w:p>
     <w:p>
@@ -6035,7 +6461,55 @@
           <w:rFonts w:ascii="DejaVu Sans Mono" w:hAnsi="DejaVu Sans Mono"/>
           <w:sz w:val="16"/>
         </w:rPr>
-        <w:t xml:space="preserve">    R(j,3) = (model(xp)-model(xm))/(2*h*Png);</w:t>
+        <w:t xml:space="preserve">    R(j,3) = (model(</w:t>
+      </w:r>
+      <w:proofErr w:type="spellStart"/>
+      <w:r>
+        <w:rPr>
+          <w:rFonts w:ascii="DejaVu Sans Mono" w:hAnsi="DejaVu Sans Mono"/>
+          <w:sz w:val="16"/>
+        </w:rPr>
+        <w:t>xp</w:t>
+      </w:r>
+      <w:proofErr w:type="spellEnd"/>
+      <w:r>
+        <w:rPr>
+          <w:rFonts w:ascii="DejaVu Sans Mono" w:hAnsi="DejaVu Sans Mono"/>
+          <w:sz w:val="16"/>
+        </w:rPr>
+        <w:t>)-model(</w:t>
+      </w:r>
+      <w:proofErr w:type="spellStart"/>
+      <w:r>
+        <w:rPr>
+          <w:rFonts w:ascii="DejaVu Sans Mono" w:hAnsi="DejaVu Sans Mono"/>
+          <w:sz w:val="16"/>
+        </w:rPr>
+        <w:t>xm</w:t>
+      </w:r>
+      <w:proofErr w:type="spellEnd"/>
+      <w:r>
+        <w:rPr>
+          <w:rFonts w:ascii="DejaVu Sans Mono" w:hAnsi="DejaVu Sans Mono"/>
+          <w:sz w:val="16"/>
+        </w:rPr>
+        <w:t>))/(2*h*</w:t>
+      </w:r>
+      <w:proofErr w:type="spellStart"/>
+      <w:r>
+        <w:rPr>
+          <w:rFonts w:ascii="DejaVu Sans Mono" w:hAnsi="DejaVu Sans Mono"/>
+          <w:sz w:val="16"/>
+        </w:rPr>
+        <w:t>Png</w:t>
+      </w:r>
+      <w:proofErr w:type="spellEnd"/>
+      <w:r>
+        <w:rPr>
+          <w:rFonts w:ascii="DejaVu Sans Mono" w:hAnsi="DejaVu Sans Mono"/>
+          <w:sz w:val="16"/>
+        </w:rPr>
+        <w:t>);</w:t>
       </w:r>
     </w:p>
     <w:p>
@@ -6065,7 +6539,32 @@
           <w:rFonts w:ascii="DejaVu Sans Mono" w:hAnsi="DejaVu Sans Mono"/>
           <w:sz w:val="16"/>
         </w:rPr>
-        <w:t>disp(table(names',R(:,1),R(:,2),R(:,3), ...</w:t>
+        <w:t>disp(table(</w:t>
+      </w:r>
+      <w:proofErr w:type="spellStart"/>
+      <w:r>
+        <w:rPr>
+          <w:rFonts w:ascii="DejaVu Sans Mono" w:hAnsi="DejaVu Sans Mono"/>
+          <w:sz w:val="16"/>
+        </w:rPr>
+        <w:t>names</w:t>
+      </w:r>
+      <w:proofErr w:type="gramStart"/>
+      <w:r>
+        <w:rPr>
+          <w:rFonts w:ascii="DejaVu Sans Mono" w:hAnsi="DejaVu Sans Mono"/>
+          <w:sz w:val="16"/>
+        </w:rPr>
+        <w:t>',R</w:t>
+      </w:r>
+      <w:proofErr w:type="spellEnd"/>
+      <w:proofErr w:type="gramEnd"/>
+      <w:r>
+        <w:rPr>
+          <w:rFonts w:ascii="DejaVu Sans Mono" w:hAnsi="DejaVu Sans Mono"/>
+          <w:sz w:val="16"/>
+        </w:rPr>
+        <w:t>(:,1),R(:,2),R(:,3), ...</w:t>
       </w:r>
     </w:p>
     <w:p>
@@ -6080,7 +6579,23 @@
           <w:rFonts w:ascii="DejaVu Sans Mono" w:hAnsi="DejaVu Sans Mono"/>
           <w:sz w:val="16"/>
         </w:rPr>
-        <w:t xml:space="preserve">    'VariableNames',{'Parameter','Minus10','Plus10','E'}));</w:t>
+        <w:t xml:space="preserve">    'VariableNames</w:t>
+      </w:r>
+      <w:proofErr w:type="gramStart"/>
+      <w:r>
+        <w:rPr>
+          <w:rFonts w:ascii="DejaVu Sans Mono" w:hAnsi="DejaVu Sans Mono"/>
+          <w:sz w:val="16"/>
+        </w:rPr>
+        <w:t>',{</w:t>
+      </w:r>
+      <w:proofErr w:type="gramEnd"/>
+      <w:r>
+        <w:rPr>
+          <w:rFonts w:ascii="DejaVu Sans Mono" w:hAnsi="DejaVu Sans Mono"/>
+          <w:sz w:val="16"/>
+        </w:rPr>
+        <w:t>'Parameter','Minus10','Plus10','E'}));</w:t>
       </w:r>
     </w:p>
     <w:p>
@@ -6095,7 +6610,32 @@
           <w:rFonts w:ascii="DejaVu Sans Mono" w:hAnsi="DejaVu Sans Mono"/>
           <w:sz w:val="16"/>
         </w:rPr>
-        <w:t>[~,jmax] = max(abs(R(:,3)));</w:t>
+        <w:t>[</w:t>
+      </w:r>
+      <w:proofErr w:type="gramStart"/>
+      <w:r>
+        <w:rPr>
+          <w:rFonts w:ascii="DejaVu Sans Mono" w:hAnsi="DejaVu Sans Mono"/>
+          <w:sz w:val="16"/>
+        </w:rPr>
+        <w:t>~,</w:t>
+      </w:r>
+      <w:proofErr w:type="spellStart"/>
+      <w:r>
+        <w:rPr>
+          <w:rFonts w:ascii="DejaVu Sans Mono" w:hAnsi="DejaVu Sans Mono"/>
+          <w:sz w:val="16"/>
+        </w:rPr>
+        <w:t>jmax</w:t>
+      </w:r>
+      <w:proofErr w:type="spellEnd"/>
+      <w:proofErr w:type="gramEnd"/>
+      <w:r>
+        <w:rPr>
+          <w:rFonts w:ascii="DejaVu Sans Mono" w:hAnsi="DejaVu Sans Mono"/>
+          <w:sz w:val="16"/>
+        </w:rPr>
+        <w:t>] = max(abs(R(:,3)));</w:t>
       </w:r>
     </w:p>
     <w:p>
@@ -6105,12 +6645,62 @@
           <w:rFonts w:hint="eastAsia"/>
         </w:rPr>
       </w:pPr>
+      <w:proofErr w:type="spellStart"/>
+      <w:proofErr w:type="gramStart"/>
       <w:r>
         <w:rPr>
           <w:rFonts w:ascii="DejaVu Sans Mono" w:hAnsi="DejaVu Sans Mono"/>
           <w:sz w:val="16"/>
         </w:rPr>
-        <w:t>fprintf('Most influential: %s\n',names{jmax});</w:t>
+        <w:t>fprintf</w:t>
+      </w:r>
+      <w:proofErr w:type="spellEnd"/>
+      <w:r>
+        <w:rPr>
+          <w:rFonts w:ascii="DejaVu Sans Mono" w:hAnsi="DejaVu Sans Mono"/>
+          <w:sz w:val="16"/>
+        </w:rPr>
+        <w:t>(</w:t>
+      </w:r>
+      <w:proofErr w:type="gramEnd"/>
+      <w:r>
+        <w:rPr>
+          <w:rFonts w:ascii="DejaVu Sans Mono" w:hAnsi="DejaVu Sans Mono"/>
+          <w:sz w:val="16"/>
+        </w:rPr>
+        <w:t>'Most influential: %s\</w:t>
+      </w:r>
+      <w:proofErr w:type="spellStart"/>
+      <w:r>
+        <w:rPr>
+          <w:rFonts w:ascii="DejaVu Sans Mono" w:hAnsi="DejaVu Sans Mono"/>
+          <w:sz w:val="16"/>
+        </w:rPr>
+        <w:t>n',names</w:t>
+      </w:r>
+      <w:proofErr w:type="spellEnd"/>
+      <w:r>
+        <w:rPr>
+          <w:rFonts w:ascii="DejaVu Sans Mono" w:hAnsi="DejaVu Sans Mono"/>
+          <w:sz w:val="16"/>
+        </w:rPr>
+        <w:t>{</w:t>
+      </w:r>
+      <w:proofErr w:type="spellStart"/>
+      <w:r>
+        <w:rPr>
+          <w:rFonts w:ascii="DejaVu Sans Mono" w:hAnsi="DejaVu Sans Mono"/>
+          <w:sz w:val="16"/>
+        </w:rPr>
+        <w:t>jmax</w:t>
+      </w:r>
+      <w:proofErr w:type="spellEnd"/>
+      <w:r>
+        <w:rPr>
+          <w:rFonts w:ascii="DejaVu Sans Mono" w:hAnsi="DejaVu Sans Mono"/>
+          <w:sz w:val="16"/>
+        </w:rPr>
+        <w:t>});</w:t>
       </w:r>
     </w:p>
     <w:p>
@@ -6133,7 +6723,32 @@
           <w:rFonts w:ascii="DejaVu Sans Mono" w:hAnsi="DejaVu Sans Mono"/>
           <w:sz w:val="16"/>
         </w:rPr>
-        <w:t>k = linspace(0.5,1.5,151);</w:t>
+        <w:t xml:space="preserve">k = </w:t>
+      </w:r>
+      <w:proofErr w:type="spellStart"/>
+      <w:proofErr w:type="gramStart"/>
+      <w:r>
+        <w:rPr>
+          <w:rFonts w:ascii="DejaVu Sans Mono" w:hAnsi="DejaVu Sans Mono"/>
+          <w:sz w:val="16"/>
+        </w:rPr>
+        <w:t>linspace</w:t>
+      </w:r>
+      <w:proofErr w:type="spellEnd"/>
+      <w:r>
+        <w:rPr>
+          <w:rFonts w:ascii="DejaVu Sans Mono" w:hAnsi="DejaVu Sans Mono"/>
+          <w:sz w:val="16"/>
+        </w:rPr>
+        <w:t>(</w:t>
+      </w:r>
+      <w:proofErr w:type="gramEnd"/>
+      <w:r>
+        <w:rPr>
+          <w:rFonts w:ascii="DejaVu Sans Mono" w:hAnsi="DejaVu Sans Mono"/>
+          <w:sz w:val="16"/>
+        </w:rPr>
+        <w:t>0.5,1.5,151);</w:t>
       </w:r>
     </w:p>
     <w:p>
@@ -6148,7 +6763,23 @@
           <w:rFonts w:ascii="DejaVu Sans Mono" w:hAnsi="DejaVu Sans Mono"/>
           <w:sz w:val="16"/>
         </w:rPr>
-        <w:t>Y = zeros(numel(k),7);</w:t>
+        <w:t>Y = zeros(</w:t>
+      </w:r>
+      <w:proofErr w:type="spellStart"/>
+      <w:r>
+        <w:rPr>
+          <w:rFonts w:ascii="DejaVu Sans Mono" w:hAnsi="DejaVu Sans Mono"/>
+          <w:sz w:val="16"/>
+        </w:rPr>
+        <w:t>numel</w:t>
+      </w:r>
+      <w:proofErr w:type="spellEnd"/>
+      <w:r>
+        <w:rPr>
+          <w:rFonts w:ascii="DejaVu Sans Mono" w:hAnsi="DejaVu Sans Mono"/>
+          <w:sz w:val="16"/>
+        </w:rPr>
+        <w:t>(k),7);</w:t>
       </w:r>
     </w:p>
     <w:p>
@@ -6178,7 +6809,23 @@
           <w:rFonts w:ascii="DejaVu Sans Mono" w:hAnsi="DejaVu Sans Mono"/>
           <w:sz w:val="16"/>
         </w:rPr>
-        <w:t xml:space="preserve">    for n = 1:numel(k)</w:t>
+        <w:t xml:space="preserve">    for n = </w:t>
+      </w:r>
+      <w:proofErr w:type="gramStart"/>
+      <w:r>
+        <w:rPr>
+          <w:rFonts w:ascii="DejaVu Sans Mono" w:hAnsi="DejaVu Sans Mono"/>
+          <w:sz w:val="16"/>
+        </w:rPr>
+        <w:t>1:numel</w:t>
+      </w:r>
+      <w:proofErr w:type="gramEnd"/>
+      <w:r>
+        <w:rPr>
+          <w:rFonts w:ascii="DejaVu Sans Mono" w:hAnsi="DejaVu Sans Mono"/>
+          <w:sz w:val="16"/>
+        </w:rPr>
+        <w:t>(k)</w:t>
       </w:r>
     </w:p>
     <w:p>
@@ -6208,7 +6855,25 @@
           <w:rFonts w:ascii="DejaVu Sans Mono" w:hAnsi="DejaVu Sans Mono"/>
           <w:sz w:val="16"/>
         </w:rPr>
-        <w:t xml:space="preserve">        Y(n,j) = model(z);</w:t>
+        <w:t xml:space="preserve">        Y(</w:t>
+      </w:r>
+      <w:proofErr w:type="spellStart"/>
+      <w:proofErr w:type="gramStart"/>
+      <w:r>
+        <w:rPr>
+          <w:rFonts w:ascii="DejaVu Sans Mono" w:hAnsi="DejaVu Sans Mono"/>
+          <w:sz w:val="16"/>
+        </w:rPr>
+        <w:t>n,j</w:t>
+      </w:r>
+      <w:proofErr w:type="spellEnd"/>
+      <w:proofErr w:type="gramEnd"/>
+      <w:r>
+        <w:rPr>
+          <w:rFonts w:ascii="DejaVu Sans Mono" w:hAnsi="DejaVu Sans Mono"/>
+          <w:sz w:val="16"/>
+        </w:rPr>
+        <w:t>) = model(z);</w:t>
       </w:r>
     </w:p>
     <w:p>
@@ -6253,7 +6918,23 @@
           <w:rFonts w:ascii="DejaVu Sans Mono" w:hAnsi="DejaVu Sans Mono"/>
           <w:sz w:val="16"/>
         </w:rPr>
-        <w:t>figure('Color','w');</w:t>
+        <w:t>figure('</w:t>
+      </w:r>
+      <w:proofErr w:type="spellStart"/>
+      <w:r>
+        <w:rPr>
+          <w:rFonts w:ascii="DejaVu Sans Mono" w:hAnsi="DejaVu Sans Mono"/>
+          <w:sz w:val="16"/>
+        </w:rPr>
+        <w:t>Color','w</w:t>
+      </w:r>
+      <w:proofErr w:type="spellEnd"/>
+      <w:r>
+        <w:rPr>
+          <w:rFonts w:ascii="DejaVu Sans Mono" w:hAnsi="DejaVu Sans Mono"/>
+          <w:sz w:val="16"/>
+        </w:rPr>
+        <w:t>');</w:t>
       </w:r>
     </w:p>
     <w:p>
@@ -6278,12 +6959,30 @@
           <w:rFonts w:hint="eastAsia"/>
         </w:rPr>
       </w:pPr>
+      <w:proofErr w:type="spellStart"/>
+      <w:proofErr w:type="gramStart"/>
       <w:r>
         <w:rPr>
           <w:rFonts w:ascii="DejaVu Sans Mono" w:hAnsi="DejaVu Sans Mono"/>
           <w:sz w:val="16"/>
         </w:rPr>
-        <w:t>xlabel('Parameter / baseline');</w:t>
+        <w:t>xlabel</w:t>
+      </w:r>
+      <w:proofErr w:type="spellEnd"/>
+      <w:r>
+        <w:rPr>
+          <w:rFonts w:ascii="DejaVu Sans Mono" w:hAnsi="DejaVu Sans Mono"/>
+          <w:sz w:val="16"/>
+        </w:rPr>
+        <w:t>(</w:t>
+      </w:r>
+      <w:proofErr w:type="gramEnd"/>
+      <w:r>
+        <w:rPr>
+          <w:rFonts w:ascii="DejaVu Sans Mono" w:hAnsi="DejaVu Sans Mono"/>
+          <w:sz w:val="16"/>
+        </w:rPr>
+        <w:t>'Parameter / baseline');</w:t>
       </w:r>
     </w:p>
     <w:p>
@@ -6293,12 +6992,30 @@
           <w:rFonts w:hint="eastAsia"/>
         </w:rPr>
       </w:pPr>
+      <w:proofErr w:type="spellStart"/>
+      <w:proofErr w:type="gramStart"/>
       <w:r>
         <w:rPr>
           <w:rFonts w:ascii="DejaVu Sans Mono" w:hAnsi="DejaVu Sans Mono"/>
           <w:sz w:val="16"/>
         </w:rPr>
-        <w:t>ylabel('Unavailability, %');</w:t>
+        <w:t>ylabel</w:t>
+      </w:r>
+      <w:proofErr w:type="spellEnd"/>
+      <w:r>
+        <w:rPr>
+          <w:rFonts w:ascii="DejaVu Sans Mono" w:hAnsi="DejaVu Sans Mono"/>
+          <w:sz w:val="16"/>
+        </w:rPr>
+        <w:t>(</w:t>
+      </w:r>
+      <w:proofErr w:type="gramEnd"/>
+      <w:r>
+        <w:rPr>
+          <w:rFonts w:ascii="DejaVu Sans Mono" w:hAnsi="DejaVu Sans Mono"/>
+          <w:sz w:val="16"/>
+        </w:rPr>
+        <w:t>'Unavailability, %');</w:t>
       </w:r>
     </w:p>
     <w:p>
@@ -6313,7 +7030,23 @@
           <w:rFonts w:ascii="DejaVu Sans Mono" w:hAnsi="DejaVu Sans Mono"/>
           <w:sz w:val="16"/>
         </w:rPr>
-        <w:t>legend(names,'Location','best');</w:t>
+        <w:t>legend(</w:t>
+      </w:r>
+      <w:proofErr w:type="spellStart"/>
+      <w:r>
+        <w:rPr>
+          <w:rFonts w:ascii="DejaVu Sans Mono" w:hAnsi="DejaVu Sans Mono"/>
+          <w:sz w:val="16"/>
+        </w:rPr>
+        <w:t>names,'Location','best</w:t>
+      </w:r>
+      <w:proofErr w:type="spellEnd"/>
+      <w:r>
+        <w:rPr>
+          <w:rFonts w:ascii="DejaVu Sans Mono" w:hAnsi="DejaVu Sans Mono"/>
+          <w:sz w:val="16"/>
+        </w:rPr>
+        <w:t>');</w:t>
       </w:r>
     </w:p>
     <w:p>
@@ -6328,7 +7061,23 @@
           <w:rFonts w:ascii="DejaVu Sans Mono" w:hAnsi="DejaVu Sans Mono"/>
           <w:sz w:val="16"/>
         </w:rPr>
-        <w:t>figure('Color','w');</w:t>
+        <w:t>figure('</w:t>
+      </w:r>
+      <w:proofErr w:type="spellStart"/>
+      <w:r>
+        <w:rPr>
+          <w:rFonts w:ascii="DejaVu Sans Mono" w:hAnsi="DejaVu Sans Mono"/>
+          <w:sz w:val="16"/>
+        </w:rPr>
+        <w:t>Color','w</w:t>
+      </w:r>
+      <w:proofErr w:type="spellEnd"/>
+      <w:r>
+        <w:rPr>
+          <w:rFonts w:ascii="DejaVu Sans Mono" w:hAnsi="DejaVu Sans Mono"/>
+          <w:sz w:val="16"/>
+        </w:rPr>
+        <w:t>');</w:t>
       </w:r>
     </w:p>
     <w:p>
@@ -6343,7 +7092,23 @@
           <w:rFonts w:ascii="DejaVu Sans Mono" w:hAnsi="DejaVu Sans Mono"/>
           <w:sz w:val="16"/>
         </w:rPr>
-        <w:t>bar(abs(R(:,3))); grid on;</w:t>
+        <w:t>bar(abs(R</w:t>
+      </w:r>
+      <w:proofErr w:type="gramStart"/>
+      <w:r>
+        <w:rPr>
+          <w:rFonts w:ascii="DejaVu Sans Mono" w:hAnsi="DejaVu Sans Mono"/>
+          <w:sz w:val="16"/>
+        </w:rPr>
+        <w:t>(:,</w:t>
+      </w:r>
+      <w:proofErr w:type="gramEnd"/>
+      <w:r>
+        <w:rPr>
+          <w:rFonts w:ascii="DejaVu Sans Mono" w:hAnsi="DejaVu Sans Mono"/>
+          <w:sz w:val="16"/>
+        </w:rPr>
+        <w:t>3))); grid on;</w:t>
       </w:r>
     </w:p>
     <w:p>
@@ -6358,7 +7123,23 @@
           <w:rFonts w:ascii="DejaVu Sans Mono" w:hAnsi="DejaVu Sans Mono"/>
           <w:sz w:val="16"/>
         </w:rPr>
-        <w:t>set(gca,'XTick',1:7,'XTickLabel',names);</w:t>
+        <w:t>set(gca,'XTick',1:7,'XTickLabel</w:t>
+      </w:r>
+      <w:proofErr w:type="gramStart"/>
+      <w:r>
+        <w:rPr>
+          <w:rFonts w:ascii="DejaVu Sans Mono" w:hAnsi="DejaVu Sans Mono"/>
+          <w:sz w:val="16"/>
+        </w:rPr>
+        <w:t>',names</w:t>
+      </w:r>
+      <w:proofErr w:type="gramEnd"/>
+      <w:r>
+        <w:rPr>
+          <w:rFonts w:ascii="DejaVu Sans Mono" w:hAnsi="DejaVu Sans Mono"/>
+          <w:sz w:val="16"/>
+        </w:rPr>
+        <w:t>);</w:t>
       </w:r>
     </w:p>
     <w:p>
@@ -6368,12 +7149,30 @@
           <w:rFonts w:hint="eastAsia"/>
         </w:rPr>
       </w:pPr>
+      <w:proofErr w:type="spellStart"/>
+      <w:proofErr w:type="gramStart"/>
       <w:r>
         <w:rPr>
           <w:rFonts w:ascii="DejaVu Sans Mono" w:hAnsi="DejaVu Sans Mono"/>
           <w:sz w:val="16"/>
         </w:rPr>
-        <w:t>ylabel('Absolute relative sensitivity');</w:t>
+        <w:t>ylabel</w:t>
+      </w:r>
+      <w:proofErr w:type="spellEnd"/>
+      <w:r>
+        <w:rPr>
+          <w:rFonts w:ascii="DejaVu Sans Mono" w:hAnsi="DejaVu Sans Mono"/>
+          <w:sz w:val="16"/>
+        </w:rPr>
+        <w:t>(</w:t>
+      </w:r>
+      <w:proofErr w:type="gramEnd"/>
+      <w:r>
+        <w:rPr>
+          <w:rFonts w:ascii="DejaVu Sans Mono" w:hAnsi="DejaVu Sans Mono"/>
+          <w:sz w:val="16"/>
+        </w:rPr>
+        <w:t>'Absolute relative sensitivity');</w:t>
       </w:r>
     </w:p>
     <w:p>
@@ -6390,9 +7189,38 @@
       <w:pPr>
         <w:pStyle w:val="1"/>
       </w:pPr>
+      <w:proofErr w:type="spellStart"/>
       <w:r>
         <w:lastRenderedPageBreak/>
-        <w:t>Приложение А Программа MATLAB часть 2 из 2</w:t>
+        <w:t>Приложение</w:t>
+      </w:r>
+      <w:proofErr w:type="spellEnd"/>
+      <w:r>
+        <w:t xml:space="preserve"> А </w:t>
+      </w:r>
+      <w:proofErr w:type="spellStart"/>
+      <w:r>
+        <w:t>Программа</w:t>
+      </w:r>
+      <w:proofErr w:type="spellEnd"/>
+      <w:r>
+        <w:t xml:space="preserve"> MATLAB </w:t>
+      </w:r>
+      <w:proofErr w:type="spellStart"/>
+      <w:r>
+        <w:t>часть</w:t>
+      </w:r>
+      <w:proofErr w:type="spellEnd"/>
+      <w:r>
+        <w:t xml:space="preserve"> 2 </w:t>
+      </w:r>
+      <w:proofErr w:type="spellStart"/>
+      <w:r>
+        <w:t>из</w:t>
+      </w:r>
+      <w:proofErr w:type="spellEnd"/>
+      <w:r>
+        <w:t xml:space="preserve"> 2</w:t>
       </w:r>
     </w:p>
     <w:p>
@@ -6407,7 +7235,23 @@
           <w:rFonts w:ascii="DejaVu Sans Mono" w:hAnsi="DejaVu Sans Mono"/>
           <w:sz w:val="16"/>
         </w:rPr>
-        <w:t>function [Png,p,Q] = model(x)</w:t>
+        <w:t>function [</w:t>
+      </w:r>
+      <w:proofErr w:type="gramStart"/>
+      <w:r>
+        <w:rPr>
+          <w:rFonts w:ascii="DejaVu Sans Mono" w:hAnsi="DejaVu Sans Mono"/>
+          <w:sz w:val="16"/>
+        </w:rPr>
+        <w:t>Png,p</w:t>
+      </w:r>
+      <w:proofErr w:type="gramEnd"/>
+      <w:r>
+        <w:rPr>
+          <w:rFonts w:ascii="DejaVu Sans Mono" w:hAnsi="DejaVu Sans Mono"/>
+          <w:sz w:val="16"/>
+        </w:rPr>
+        <w:t>,Q] = model(x)</w:t>
       </w:r>
     </w:p>
     <w:p>
@@ -6422,7 +7266,23 @@
           <w:rFonts w:ascii="DejaVu Sans Mono" w:hAnsi="DejaVu Sans Mono"/>
           <w:sz w:val="16"/>
         </w:rPr>
-        <w:t xml:space="preserve">    Tf=x(1); T0=x(2); Tv=x(3);</w:t>
+        <w:t xml:space="preserve">    Tf=</w:t>
+      </w:r>
+      <w:proofErr w:type="gramStart"/>
+      <w:r>
+        <w:rPr>
+          <w:rFonts w:ascii="DejaVu Sans Mono" w:hAnsi="DejaVu Sans Mono"/>
+          <w:sz w:val="16"/>
+        </w:rPr>
+        <w:t>x(</w:t>
+      </w:r>
+      <w:proofErr w:type="gramEnd"/>
+      <w:r>
+        <w:rPr>
+          <w:rFonts w:ascii="DejaVu Sans Mono" w:hAnsi="DejaVu Sans Mono"/>
+          <w:sz w:val="16"/>
+        </w:rPr>
+        <w:t>1); T0=x(2); Tv=x(3);</w:t>
       </w:r>
     </w:p>
     <w:p>
@@ -6437,7 +7297,23 @@
           <w:rFonts w:ascii="DejaVu Sans Mono" w:hAnsi="DejaVu Sans Mono"/>
           <w:sz w:val="16"/>
         </w:rPr>
-        <w:t xml:space="preserve">    tm=x(4); ty=x(5); Tm=x(6); Ty=x(7);</w:t>
+        <w:t xml:space="preserve">    tm=</w:t>
+      </w:r>
+      <w:proofErr w:type="gramStart"/>
+      <w:r>
+        <w:rPr>
+          <w:rFonts w:ascii="DejaVu Sans Mono" w:hAnsi="DejaVu Sans Mono"/>
+          <w:sz w:val="16"/>
+        </w:rPr>
+        <w:t>x(</w:t>
+      </w:r>
+      <w:proofErr w:type="gramEnd"/>
+      <w:r>
+        <w:rPr>
+          <w:rFonts w:ascii="DejaVu Sans Mono" w:hAnsi="DejaVu Sans Mono"/>
+          <w:sz w:val="16"/>
+        </w:rPr>
+        <w:t>4); ty=x(5); Tm=x(6); Ty=x(7);</w:t>
       </w:r>
     </w:p>
     <w:p>
@@ -6535,7 +7411,23 @@
           <w:rFonts w:ascii="DejaVu Sans Mono" w:hAnsi="DejaVu Sans Mono"/>
           <w:sz w:val="16"/>
         </w:rPr>
-        <w:t xml:space="preserve">    Q=zeros(7);</w:t>
+        <w:t xml:space="preserve">    Q=</w:t>
+      </w:r>
+      <w:proofErr w:type="gramStart"/>
+      <w:r>
+        <w:rPr>
+          <w:rFonts w:ascii="DejaVu Sans Mono" w:hAnsi="DejaVu Sans Mono"/>
+          <w:sz w:val="16"/>
+        </w:rPr>
+        <w:t>zeros(</w:t>
+      </w:r>
+      <w:proofErr w:type="gramEnd"/>
+      <w:r>
+        <w:rPr>
+          <w:rFonts w:ascii="DejaVu Sans Mono" w:hAnsi="DejaVu Sans Mono"/>
+          <w:sz w:val="16"/>
+        </w:rPr>
+        <w:t>7);</w:t>
       </w:r>
     </w:p>
     <w:p>
@@ -6550,7 +7442,23 @@
           <w:rFonts w:ascii="DejaVu Sans Mono" w:hAnsi="DejaVu Sans Mono"/>
           <w:sz w:val="16"/>
         </w:rPr>
-        <w:t xml:space="preserve">    Q(1,2)=l12; Q(1,5)=l15; Q(1,6)=l16;</w:t>
+        <w:t xml:space="preserve">    </w:t>
+      </w:r>
+      <w:proofErr w:type="gramStart"/>
+      <w:r>
+        <w:rPr>
+          <w:rFonts w:ascii="DejaVu Sans Mono" w:hAnsi="DejaVu Sans Mono"/>
+          <w:sz w:val="16"/>
+        </w:rPr>
+        <w:t>Q(</w:t>
+      </w:r>
+      <w:proofErr w:type="gramEnd"/>
+      <w:r>
+        <w:rPr>
+          <w:rFonts w:ascii="DejaVu Sans Mono" w:hAnsi="DejaVu Sans Mono"/>
+          <w:sz w:val="16"/>
+        </w:rPr>
+        <w:t>1,2)=l12; Q(1,5)=l15; Q(1,6)=l16;</w:t>
       </w:r>
     </w:p>
     <w:p>
@@ -6565,7 +7473,23 @@
           <w:rFonts w:ascii="DejaVu Sans Mono" w:hAnsi="DejaVu Sans Mono"/>
           <w:sz w:val="16"/>
         </w:rPr>
-        <w:t xml:space="preserve">    Q(2,3)=l23; Q(2,4)=l24;</w:t>
+        <w:t xml:space="preserve">    </w:t>
+      </w:r>
+      <w:proofErr w:type="gramStart"/>
+      <w:r>
+        <w:rPr>
+          <w:rFonts w:ascii="DejaVu Sans Mono" w:hAnsi="DejaVu Sans Mono"/>
+          <w:sz w:val="16"/>
+        </w:rPr>
+        <w:t>Q(</w:t>
+      </w:r>
+      <w:proofErr w:type="gramEnd"/>
+      <w:r>
+        <w:rPr>
+          <w:rFonts w:ascii="DejaVu Sans Mono" w:hAnsi="DejaVu Sans Mono"/>
+          <w:sz w:val="16"/>
+        </w:rPr>
+        <w:t>2,3)=l23; Q(2,4)=l24;</w:t>
       </w:r>
     </w:p>
     <w:p>
@@ -6580,7 +7504,23 @@
           <w:rFonts w:ascii="DejaVu Sans Mono" w:hAnsi="DejaVu Sans Mono"/>
           <w:sz w:val="16"/>
         </w:rPr>
-        <w:t xml:space="preserve">    Q(3,7)=l37; Q(4,2)=l42; Q(5,1)=l51;</w:t>
+        <w:t xml:space="preserve">    </w:t>
+      </w:r>
+      <w:proofErr w:type="gramStart"/>
+      <w:r>
+        <w:rPr>
+          <w:rFonts w:ascii="DejaVu Sans Mono" w:hAnsi="DejaVu Sans Mono"/>
+          <w:sz w:val="16"/>
+        </w:rPr>
+        <w:t>Q(</w:t>
+      </w:r>
+      <w:proofErr w:type="gramEnd"/>
+      <w:r>
+        <w:rPr>
+          <w:rFonts w:ascii="DejaVu Sans Mono" w:hAnsi="DejaVu Sans Mono"/>
+          <w:sz w:val="16"/>
+        </w:rPr>
+        <w:t>3,7)=l37; Q(4,2)=l42; Q(5,1)=l51;</w:t>
       </w:r>
     </w:p>
     <w:p>
@@ -6595,7 +7535,23 @@
           <w:rFonts w:ascii="DejaVu Sans Mono" w:hAnsi="DejaVu Sans Mono"/>
           <w:sz w:val="16"/>
         </w:rPr>
-        <w:t xml:space="preserve">    Q(6,1)=l61; Q(6,7)=l67; Q(7,1)=l71;</w:t>
+        <w:t xml:space="preserve">    </w:t>
+      </w:r>
+      <w:proofErr w:type="gramStart"/>
+      <w:r>
+        <w:rPr>
+          <w:rFonts w:ascii="DejaVu Sans Mono" w:hAnsi="DejaVu Sans Mono"/>
+          <w:sz w:val="16"/>
+        </w:rPr>
+        <w:t>Q(</w:t>
+      </w:r>
+      <w:proofErr w:type="gramEnd"/>
+      <w:r>
+        <w:rPr>
+          <w:rFonts w:ascii="DejaVu Sans Mono" w:hAnsi="DejaVu Sans Mono"/>
+          <w:sz w:val="16"/>
+        </w:rPr>
+        <w:t>6,1)=l61; Q(6,7)=l67; Q(7,1)=l71;</w:t>
       </w:r>
     </w:p>
     <w:p>
@@ -6610,7 +7566,23 @@
           <w:rFonts w:ascii="DejaVu Sans Mono" w:hAnsi="DejaVu Sans Mono"/>
           <w:sz w:val="16"/>
         </w:rPr>
-        <w:t xml:space="preserve">    Q=Q-diag(sum(Q,2));</w:t>
+        <w:t xml:space="preserve">    Q=Q-</w:t>
+      </w:r>
+      <w:proofErr w:type="spellStart"/>
+      <w:r>
+        <w:rPr>
+          <w:rFonts w:ascii="DejaVu Sans Mono" w:hAnsi="DejaVu Sans Mono"/>
+          <w:sz w:val="16"/>
+        </w:rPr>
+        <w:t>diag</w:t>
+      </w:r>
+      <w:proofErr w:type="spellEnd"/>
+      <w:r>
+        <w:rPr>
+          <w:rFonts w:ascii="DejaVu Sans Mono" w:hAnsi="DejaVu Sans Mono"/>
+          <w:sz w:val="16"/>
+        </w:rPr>
+        <w:t>(sum(Q,2));</w:t>
       </w:r>
     </w:p>
     <w:p>
@@ -6633,7 +7605,23 @@
           <w:rFonts w:ascii="DejaVu Sans Mono" w:hAnsi="DejaVu Sans Mono"/>
           <w:sz w:val="16"/>
         </w:rPr>
-        <w:t xml:space="preserve">    A=Q'; b=zeros(7,1);</w:t>
+        <w:t xml:space="preserve">    A=Q'; b=</w:t>
+      </w:r>
+      <w:proofErr w:type="gramStart"/>
+      <w:r>
+        <w:rPr>
+          <w:rFonts w:ascii="DejaVu Sans Mono" w:hAnsi="DejaVu Sans Mono"/>
+          <w:sz w:val="16"/>
+        </w:rPr>
+        <w:t>zeros(</w:t>
+      </w:r>
+      <w:proofErr w:type="gramEnd"/>
+      <w:r>
+        <w:rPr>
+          <w:rFonts w:ascii="DejaVu Sans Mono" w:hAnsi="DejaVu Sans Mono"/>
+          <w:sz w:val="16"/>
+        </w:rPr>
+        <w:t>7,1);</w:t>
       </w:r>
     </w:p>
     <w:p>
@@ -6648,7 +7636,23 @@
           <w:rFonts w:ascii="DejaVu Sans Mono" w:hAnsi="DejaVu Sans Mono"/>
           <w:sz w:val="16"/>
         </w:rPr>
-        <w:t xml:space="preserve">    A(7,:)=1; b(7)=1;</w:t>
+        <w:t xml:space="preserve">    </w:t>
+      </w:r>
+      <w:proofErr w:type="gramStart"/>
+      <w:r>
+        <w:rPr>
+          <w:rFonts w:ascii="DejaVu Sans Mono" w:hAnsi="DejaVu Sans Mono"/>
+          <w:sz w:val="16"/>
+        </w:rPr>
+        <w:t>A(</w:t>
+      </w:r>
+      <w:proofErr w:type="gramEnd"/>
+      <w:r>
+        <w:rPr>
+          <w:rFonts w:ascii="DejaVu Sans Mono" w:hAnsi="DejaVu Sans Mono"/>
+          <w:sz w:val="16"/>
+        </w:rPr>
+        <w:t>7,:)=1; b(7)=1;</w:t>
       </w:r>
     </w:p>
     <w:p>
@@ -6678,7 +7682,39 @@
           <w:rFonts w:ascii="DejaVu Sans Mono" w:hAnsi="DejaVu Sans Mono"/>
           <w:sz w:val="16"/>
         </w:rPr>
-        <w:t xml:space="preserve">    Png=1-p(1)-p(5);</w:t>
+        <w:t xml:space="preserve">    </w:t>
+      </w:r>
+      <w:proofErr w:type="spellStart"/>
+      <w:r>
+        <w:rPr>
+          <w:rFonts w:ascii="DejaVu Sans Mono" w:hAnsi="DejaVu Sans Mono"/>
+          <w:sz w:val="16"/>
+        </w:rPr>
+        <w:t>Png</w:t>
+      </w:r>
+      <w:proofErr w:type="spellEnd"/>
+      <w:r>
+        <w:rPr>
+          <w:rFonts w:ascii="DejaVu Sans Mono" w:hAnsi="DejaVu Sans Mono"/>
+          <w:sz w:val="16"/>
+        </w:rPr>
+        <w:t>=1-p(1)-</w:t>
+      </w:r>
+      <w:proofErr w:type="gramStart"/>
+      <w:r>
+        <w:rPr>
+          <w:rFonts w:ascii="DejaVu Sans Mono" w:hAnsi="DejaVu Sans Mono"/>
+          <w:sz w:val="16"/>
+        </w:rPr>
+        <w:t>p(</w:t>
+      </w:r>
+      <w:proofErr w:type="gramEnd"/>
+      <w:r>
+        <w:rPr>
+          <w:rFonts w:ascii="DejaVu Sans Mono" w:hAnsi="DejaVu Sans Mono"/>
+          <w:sz w:val="16"/>
+        </w:rPr>
+        <w:t>5);</w:t>
       </w:r>
     </w:p>
     <w:p>
@@ -6707,7 +7743,7 @@
     <w:sectPr>
       <w:footerReference w:type="default" r:id="rId10"/>
       <w:pgSz w:w="11906" w:h="16838"/>
-      <w:pgMar w:top="935" w:right="1134" w:bottom="935" w:left="1134" w:header="720" w:footer="720" w:gutter="0"/>
+      <w:pgMar w:top="936" w:right="1134" w:bottom="936" w:left="1134" w:header="720" w:footer="720" w:gutter="0"/>
       <w:cols w:space="720"/>
       <w:titlePg/>
       <w:docGrid w:linePitch="360"/>
